--- a/public/downloads/patient-outreach-sms-templates.docx
+++ b/public/downloads/patient-outreach-sms-templates.docx
@@ -20,7 +20,7 @@
           <w:sz w:val="18"/>
           <w:szCs w:val="18"/>
         </w:rPr>
-        <w:t xml:space="preserve">Bond Health template · bondtrials.com/templates/patient-outreach-sms-templates · Last updated 2026-09-22</w:t>
+        <w:t xml:space="preserve">Bond Health template · bondtrials.com/templates/patient-outreach-sms-templates · Last updated 2026-10-05</w:t>
       </w:r>
     </w:p>
     <w:p>
@@ -1710,7 +1710,7 @@
         <w:spacing w:after="120"/>
       </w:pPr>
       <w:r>
-        <w:t xml:space="preserve">Bond Health's Engage stage runs voice and SMS outreach, pre-screening and scheduling for research sites. Scripts are configured per site and study, so a site can load the wording its IRB approved. Patients are told AI assistance is used and can request a human callback at any time, and conversations can be escalated to a coordinator.</w:t>
+        <w:t xml:space="preserve">Bond Health's Engage stage runs voice and SMS outreach, pre-screening and scheduling for research sites. Scripts are configured per site and study, so a site can load the wording its IRB approved. Patients are told AI assistance is used and can reach a person at any time through a live transfer to a coordinator or a human callback, whichever the site prefers, and conversations can be escalated to a coordinator.</w:t>
       </w:r>
     </w:p>
     <w:p>
@@ -1751,7 +1751,7 @@
           <w:sz w:val="18"/>
           <w:szCs w:val="18"/>
         </w:rPr>
-        <w:t xml:space="preserve">2. Sociodemographic characteristics of patients throughout the recruitment process into a randomized, controlled behavioral trial. Trials (Springer Nature), via PubMed Central, 2025. https://pmc.ncbi.nlm.nih.gov/articles/PMC12625122/</w:t>
+        <w:t xml:space="preserve">2. Bond Health product information. Bond Health, 2026. https://bondtrials.com</w:t>
       </w:r>
     </w:p>
     <w:p>
@@ -1763,7 +1763,7 @@
           <w:sz w:val="18"/>
           <w:szCs w:val="18"/>
         </w:rPr>
-        <w:t xml:space="preserve">3. Using digital notifications to improve attendance in clinic: systematic review and meta-analysis. BMJ Open, via PubMed Central, 2016. https://pmc.ncbi.nlm.nih.gov/articles/PMC5093388/</w:t>
+        <w:t xml:space="preserve">3. Sociodemographic characteristics of patients throughout the recruitment process into a randomized, controlled behavioral trial. Trials (Springer Nature), via PubMed Central, 2025. https://pmc.ncbi.nlm.nih.gov/articles/PMC12625122/</w:t>
       </w:r>
     </w:p>
     <w:p>
@@ -1775,7 +1775,7 @@
           <w:sz w:val="18"/>
           <w:szCs w:val="18"/>
         </w:rPr>
-        <w:t xml:space="preserve">4. Text-messaging versus telephone reminders to reduce missed appointments in an academic primary care clinic: a randomized controlled trial. BMC Health Services Research, via PubMed Central, 2013. https://pmc.ncbi.nlm.nih.gov/articles/PMC3623700/</w:t>
+        <w:t xml:space="preserve">4. Using digital notifications to improve attendance in clinic: systematic review and meta-analysis. BMJ Open, via PubMed Central, 2016. https://pmc.ncbi.nlm.nih.gov/articles/PMC5093388/</w:t>
       </w:r>
     </w:p>
     <w:p>
@@ -1787,7 +1787,7 @@
           <w:sz w:val="18"/>
           <w:szCs w:val="18"/>
         </w:rPr>
-        <w:t xml:space="preserve">5. Initial evaluation rate invariance for Alzheimer's Disease drug trials after first appointment modification. PubMed Central (open-access journal article), 2025. https://pmc.ncbi.nlm.nih.gov/articles/PMC11713465/</w:t>
+        <w:t xml:space="preserve">5. Text-messaging versus telephone reminders to reduce missed appointments in an academic primary care clinic: a randomized controlled trial. BMC Health Services Research, via PubMed Central, 2013. https://pmc.ncbi.nlm.nih.gov/articles/PMC3623700/</w:t>
       </w:r>
     </w:p>
     <w:p>
@@ -1799,7 +1799,7 @@
           <w:sz w:val="18"/>
           <w:szCs w:val="18"/>
         </w:rPr>
-        <w:t xml:space="preserve">6. 98% SMS Open Rates Are a Myth. Rally Corp (blog), 2026. https://www.rallycorp.com/blog/90-sms-open-rates-are-a-myth</w:t>
+        <w:t xml:space="preserve">6. Initial evaluation rate invariance for Alzheimer's Disease drug trials after first appointment modification. PubMed Central (open-access journal article), 2025. https://pmc.ncbi.nlm.nih.gov/articles/PMC11713465/</w:t>
       </w:r>
     </w:p>
     <w:p>
@@ -1811,7 +1811,7 @@
           <w:sz w:val="18"/>
           <w:szCs w:val="18"/>
         </w:rPr>
-        <w:t xml:space="preserve">7. 47 CFR 64.1200, Delivery restrictions. Legal Information Institute, Cornell Law School (eCFR text), 2025. https://www.law.cornell.edu/cfr/text/47/64.1200</w:t>
+        <w:t xml:space="preserve">7. 98% SMS Open Rates Are a Myth. Rally Corp (blog), 2026. https://www.rallycorp.com/blog/90-sms-open-rates-are-a-myth</w:t>
       </w:r>
     </w:p>
     <w:p>
@@ -1823,7 +1823,7 @@
           <w:sz w:val="18"/>
           <w:szCs w:val="18"/>
         </w:rPr>
-        <w:t xml:space="preserve">8. Order extending limited waiver of section 64.1200(a)(10) (DA 26-12). Federal Communications Commission, Consumer and Governmental Affairs Bureau, 2026. https://docs.fcc.gov/public/attachments/DA-26-12A1.pdf</w:t>
+        <w:t xml:space="preserve">8. 47 CFR 64.1200, Delivery restrictions. Legal Information Institute, Cornell Law School (eCFR text), 2025. https://www.law.cornell.edu/cfr/text/47/64.1200</w:t>
       </w:r>
     </w:p>
     <w:p>
@@ -1835,7 +1835,7 @@
           <w:sz w:val="18"/>
           <w:szCs w:val="18"/>
         </w:rPr>
-        <w:t xml:space="preserve">9. Messaging Principles and Best Practices. CTIA, 2023. https://api.ctia.org/wp-content/uploads/2023/05/230523-CTIA-Messaging-Principles-and-Best-Practices-FINAL.pdf</w:t>
+        <w:t xml:space="preserve">9. Order extending limited waiver of section 64.1200(a)(10) (DA 26-12). Federal Communications Commission, Consumer and Governmental Affairs Bureau, 2026. https://docs.fcc.gov/public/attachments/DA-26-12A1.pdf</w:t>
       </w:r>
     </w:p>
     <w:p>
@@ -1847,7 +1847,7 @@
           <w:sz w:val="18"/>
           <w:szCs w:val="18"/>
         </w:rPr>
-        <w:t xml:space="preserve">10. The Campaign Registry. The Campaign Registry (TCR), 2026. https://www.campaignregistry.com/</w:t>
+        <w:t xml:space="preserve">10. Messaging Principles and Best Practices. CTIA, 2023. https://api.ctia.org/wp-content/uploads/2023/05/230523-CTIA-Messaging-Principles-and-Best-Practices-FINAL.pdf</w:t>
       </w:r>
     </w:p>
     <w:p>
@@ -1859,7 +1859,7 @@
           <w:sz w:val="18"/>
           <w:szCs w:val="18"/>
         </w:rPr>
-        <w:t xml:space="preserve">11. How long can a message be?. Twilio Docs (glossary), 2026. https://www.twilio.com/docs/glossary/what-sms-character-limit</w:t>
+        <w:t xml:space="preserve">11. The Campaign Registry. The Campaign Registry (TCR), 2026. https://www.campaignregistry.com/</w:t>
       </w:r>
     </w:p>
     <w:p>
@@ -1871,7 +1871,7 @@
           <w:sz w:val="18"/>
           <w:szCs w:val="18"/>
         </w:rPr>
-        <w:t xml:space="preserve">12. 45 CFR 164.502, Uses and disclosures of protected health information: general rules (minimum necessary). eCFR (Office of the Federal Register / GPO), 2026. https://www.ecfr.gov/current/title-45/section-164.502</w:t>
+        <w:t xml:space="preserve">12. How long can a message be?. Twilio Docs (glossary), 2026. https://www.twilio.com/docs/glossary/what-sms-character-limit</w:t>
       </w:r>
     </w:p>
     <w:p>
@@ -1883,7 +1883,7 @@
           <w:sz w:val="18"/>
           <w:szCs w:val="18"/>
         </w:rPr>
-        <w:t xml:space="preserve">13. Recruiting Study Subjects: Guidance for Institutional Review Boards and Clinical Investigators. U.S. Food and Drug Administration, 1998. https://www.fda.gov/regulatory-information/search-fda-guidance-documents/recruiting-study-subjects</w:t>
+        <w:t xml:space="preserve">13. 45 CFR 164.502, Uses and disclosures of protected health information: general rules (minimum necessary). eCFR (Office of the Federal Register / GPO), 2026. https://www.ecfr.gov/current/title-45/section-164.502</w:t>
       </w:r>
     </w:p>
     <w:p>
@@ -1895,7 +1895,7 @@
           <w:sz w:val="18"/>
           <w:szCs w:val="18"/>
         </w:rPr>
-        <w:t xml:space="preserve">14. 21 CFR 50.20, General requirements for informed consent. eCFR (Office of the Federal Register / GPO), 2026. https://www.ecfr.gov/current/title-21/section-50.20</w:t>
+        <w:t xml:space="preserve">14. Recruiting Study Subjects: Guidance for Institutional Review Boards and Clinical Investigators. U.S. Food and Drug Administration, 1998. https://www.fda.gov/regulatory-information/search-fda-guidance-documents/recruiting-study-subjects</w:t>
       </w:r>
     </w:p>
     <w:p>
@@ -1907,7 +1907,7 @@
           <w:sz w:val="18"/>
           <w:szCs w:val="18"/>
         </w:rPr>
-        <w:t xml:space="preserve">15. ICH E6(R3) Guideline for Good Clinical Practice, final version adopted 6 January 2025. International Council for Harmonisation (ICH), 2025. https://database.ich.org/sites/default/files/ICH_E6%28R3%29_Step4_FinalGuideline_2025_0106.pdf</w:t>
+        <w:t xml:space="preserve">15. 21 CFR 50.20, General requirements for informed consent. eCFR (Office of the Federal Register / GPO), 2026. https://www.ecfr.gov/current/title-21/section-50.20</w:t>
       </w:r>
     </w:p>
     <w:p>
@@ -1919,7 +1919,19 @@
           <w:sz w:val="18"/>
           <w:szCs w:val="18"/>
         </w:rPr>
-        <w:t xml:space="preserve">16. H.B. No. 149, Texas Responsible Artificial Intelligence Governance Act (enrolled), Business &amp; Commerce Code Sec. 552.051. Texas Legislature Online, 2025. https://capitol.texas.gov/tlodocs/89R/billtext/html/HB00149F.htm</w:t>
+        <w:t xml:space="preserve">16. ICH E6(R3) Guideline for Good Clinical Practice, final version adopted 6 January 2025. International Council for Harmonisation (ICH), 2025. https://database.ich.org/sites/default/files/ICH_E6%28R3%29_Step4_FinalGuideline_2025_0106.pdf</w:t>
+      </w:r>
+    </w:p>
+    <w:p>
+      <w:pPr>
+        <w:spacing w:after="60"/>
+      </w:pPr>
+      <w:r>
+        <w:rPr>
+          <w:sz w:val="18"/>
+          <w:szCs w:val="18"/>
+        </w:rPr>
+        <w:t xml:space="preserve">17. H.B. No. 149, Texas Responsible Artificial Intelligence Governance Act (enrolled), Business &amp; Commerce Code Sec. 552.051. Texas Legislature Online, 2025. https://capitol.texas.gov/tlodocs/89R/billtext/html/HB00149F.htm</w:t>
       </w:r>
     </w:p>
     <w:p>

--- a/public/downloads/patient-outreach-sms-templates.docx
+++ b/public/downloads/patient-outreach-sms-templates.docx
@@ -20,7 +20,7 @@
           <w:sz w:val="18"/>
           <w:szCs w:val="18"/>
         </w:rPr>
-        <w:t xml:space="preserve">Bond Health template · bondtrials.com/templates/patient-outreach-sms-templates · Last updated 2026-10-05</w:t>
+        <w:t xml:space="preserve">Bond Health template · bondtrials.com/templates/patient-outreach-sms-templates · Last updated 2026-10-23</w:t>
       </w:r>
     </w:p>
     <w:p>
@@ -241,7 +241,7 @@
         <w:ind w:left="360"/>
       </w:pPr>
       <w:r>
-        <w:t xml:space="preserve">As of September 2026, texts from a standard 10-digit number need your brand and campaign verified through The Campaign Registry, via your texting vendor, before they are allowed to send.</w:t>
+        <w:t xml:space="preserve">As of October 2026, texts from a standard 10-digit number need your brand and campaign verified through The Campaign Registry, via your texting vendor, before they are allowed to send.</w:t>
       </w:r>
     </w:p>
     <w:p>
@@ -313,7 +313,7 @@
     </w:p>
     <w:tbl>
       <w:tblPr>
-        <w:tblW w:type="pct" w:w="100%"/>
+        <w:tblW w:type="pct" w:w="5000"/>
         <w:tblBorders>
           <w:top w:val="single" w:color="auto" w:sz="4"/>
           <w:left w:val="single" w:color="auto" w:sz="4"/>
@@ -324,10 +324,10 @@
         </w:tblBorders>
       </w:tblPr>
       <w:tblGrid>
-        <w:gridCol w:w="100"/>
-        <w:gridCol w:w="100"/>
-        <w:gridCol w:w="100"/>
-        <w:gridCol w:w="100"/>
+        <w:gridCol w:w="2257"/>
+        <w:gridCol w:w="2257"/>
+        <w:gridCol w:w="2257"/>
+        <w:gridCol w:w="2257"/>
       </w:tblGrid>
       <w:tr>
         <w:trPr>
@@ -593,7 +593,7 @@
     </w:p>
     <w:tbl>
       <w:tblPr>
-        <w:tblW w:type="pct" w:w="100%"/>
+        <w:tblW w:type="pct" w:w="5000"/>
         <w:tblBorders>
           <w:top w:val="single" w:color="auto" w:sz="4"/>
           <w:left w:val="single" w:color="auto" w:sz="4"/>
@@ -604,10 +604,10 @@
         </w:tblBorders>
       </w:tblPr>
       <w:tblGrid>
-        <w:gridCol w:w="100"/>
-        <w:gridCol w:w="100"/>
-        <w:gridCol w:w="100"/>
-        <w:gridCol w:w="100"/>
+        <w:gridCol w:w="2257"/>
+        <w:gridCol w:w="2257"/>
+        <w:gridCol w:w="2257"/>
+        <w:gridCol w:w="2257"/>
       </w:tblGrid>
       <w:tr>
         <w:trPr>
@@ -843,7 +843,7 @@
     </w:p>
     <w:tbl>
       <w:tblPr>
-        <w:tblW w:type="pct" w:w="100%"/>
+        <w:tblW w:type="pct" w:w="5000"/>
         <w:tblBorders>
           <w:top w:val="single" w:color="auto" w:sz="4"/>
           <w:left w:val="single" w:color="auto" w:sz="4"/>
@@ -854,10 +854,10 @@
         </w:tblBorders>
       </w:tblPr>
       <w:tblGrid>
-        <w:gridCol w:w="100"/>
-        <w:gridCol w:w="100"/>
-        <w:gridCol w:w="100"/>
-        <w:gridCol w:w="100"/>
+        <w:gridCol w:w="2257"/>
+        <w:gridCol w:w="2257"/>
+        <w:gridCol w:w="2257"/>
+        <w:gridCol w:w="2257"/>
       </w:tblGrid>
       <w:tr>
         <w:trPr>
@@ -1068,10 +1068,10 @@
           <w:b/>
           <w:bCs/>
         </w:rPr>
-        <w:t xml:space="preserve">Plan for revoke-all.</w:t>
-      </w:r>
-      <w:r>
-        <w:t xml:space="preserve"> As of September 2026, the FCC has delayed to January 31, 2027 the rule that makes an opt-out from one type of message revoke consent for the sender's unrelated robocalls and robotexts. If the practice also texts clinical reminders, decide with counsel how a research STOP applies.</w:t>
+        <w:t xml:space="preserve">Plan for the revoke-all change.</w:t>
+      </w:r>
+      <w:r>
+        <w:t xml:space="preserve"> The FCC rule that makes an opt-out from one type of message revoke consent for the sender's unrelated robocalls and robotexts was delayed to January 31, 2027. As of October 2026, it is being replaced: an FCC order adopted September 30, 2026 lets a sender apply an opt-out from one category of informational messages to that category only, and lets it designate an exclusive opt-out method, such as a reply with one of the standard words, if each message discloses it. It takes effect 30 days after Federal Register publication. If the practice also texts clinical reminders, decide with counsel how a research STOP applies.</w:t>
       </w:r>
     </w:p>
     <w:p>
@@ -1125,7 +1125,7 @@
     </w:p>
     <w:tbl>
       <w:tblPr>
-        <w:tblW w:type="pct" w:w="100%"/>
+        <w:tblW w:type="pct" w:w="5000"/>
         <w:tblBorders>
           <w:top w:val="single" w:color="auto" w:sz="4"/>
           <w:left w:val="single" w:color="auto" w:sz="4"/>
@@ -1136,10 +1136,10 @@
         </w:tblBorders>
       </w:tblPr>
       <w:tblGrid>
-        <w:gridCol w:w="100"/>
-        <w:gridCol w:w="100"/>
-        <w:gridCol w:w="100"/>
-        <w:gridCol w:w="100"/>
+        <w:gridCol w:w="2257"/>
+        <w:gridCol w:w="2257"/>
+        <w:gridCol w:w="2257"/>
+        <w:gridCol w:w="2257"/>
       </w:tblGrid>
       <w:tr>
         <w:trPr>
@@ -1474,7 +1474,7 @@
     </w:p>
     <w:tbl>
       <w:tblPr>
-        <w:tblW w:type="pct" w:w="100%"/>
+        <w:tblW w:type="pct" w:w="5000"/>
         <w:tblBorders>
           <w:top w:val="single" w:color="auto" w:sz="4"/>
           <w:left w:val="single" w:color="auto" w:sz="4"/>
@@ -1485,8 +1485,8 @@
         </w:tblBorders>
       </w:tblPr>
       <w:tblGrid>
-        <w:gridCol w:w="100"/>
-        <w:gridCol w:w="100"/>
+        <w:gridCol w:w="4513"/>
+        <w:gridCol w:w="4513"/>
       </w:tblGrid>
       <w:tr>
         <w:trPr>
@@ -1693,7 +1693,7 @@
         <w:t xml:space="preserve">Not legal advice: </w:t>
       </w:r>
       <w:r>
-        <w:t xml:space="preserve">Federal rules as of September 2026. State laws vary; have counsel review your consent basis and opt-out process.</w:t>
+        <w:t xml:space="preserve">Federal rules as of October 2026. State laws vary; have counsel review your consent basis and opt-out process.</w:t>
       </w:r>
     </w:p>
     <w:p>
@@ -1847,7 +1847,7 @@
           <w:sz w:val="18"/>
           <w:szCs w:val="18"/>
         </w:rPr>
-        <w:t xml:space="preserve">10. Messaging Principles and Best Practices. CTIA, 2023. https://api.ctia.org/wp-content/uploads/2023/05/230523-CTIA-Messaging-Principles-and-Best-Practices-FINAL.pdf</w:t>
+        <w:t xml:space="preserve">10. Report and Order and Further Notice of Proposed Rulemaking on TCPA consent revocation (FCC 26-67). Federal Communications Commission, 2026. https://docs.fcc.gov/public/attachments/FCC-26-67A1.pdf</w:t>
       </w:r>
     </w:p>
     <w:p>
@@ -1859,7 +1859,7 @@
           <w:sz w:val="18"/>
           <w:szCs w:val="18"/>
         </w:rPr>
-        <w:t xml:space="preserve">11. The Campaign Registry. The Campaign Registry (TCR), 2026. https://www.campaignregistry.com/</w:t>
+        <w:t xml:space="preserve">11. Messaging Principles and Best Practices. CTIA, 2023. https://api.ctia.org/wp-content/uploads/2023/05/230523-CTIA-Messaging-Principles-and-Best-Practices-FINAL.pdf</w:t>
       </w:r>
     </w:p>
     <w:p>
@@ -1871,7 +1871,7 @@
           <w:sz w:val="18"/>
           <w:szCs w:val="18"/>
         </w:rPr>
-        <w:t xml:space="preserve">12. How long can a message be?. Twilio Docs (glossary), 2026. https://www.twilio.com/docs/glossary/what-sms-character-limit</w:t>
+        <w:t xml:space="preserve">12. The Campaign Registry. The Campaign Registry (TCR), 2026. https://www.campaignregistry.com/</w:t>
       </w:r>
     </w:p>
     <w:p>
@@ -1883,7 +1883,7 @@
           <w:sz w:val="18"/>
           <w:szCs w:val="18"/>
         </w:rPr>
-        <w:t xml:space="preserve">13. 45 CFR 164.502, Uses and disclosures of protected health information: general rules (minimum necessary). eCFR (Office of the Federal Register / GPO), 2026. https://www.ecfr.gov/current/title-45/section-164.502</w:t>
+        <w:t xml:space="preserve">13. How long can a message be?. Twilio Docs (glossary), 2026. https://www.twilio.com/docs/glossary/what-sms-character-limit</w:t>
       </w:r>
     </w:p>
     <w:p>
@@ -1895,7 +1895,7 @@
           <w:sz w:val="18"/>
           <w:szCs w:val="18"/>
         </w:rPr>
-        <w:t xml:space="preserve">14. Recruiting Study Subjects: Guidance for Institutional Review Boards and Clinical Investigators. U.S. Food and Drug Administration, 1998. https://www.fda.gov/regulatory-information/search-fda-guidance-documents/recruiting-study-subjects</w:t>
+        <w:t xml:space="preserve">14. 45 CFR 164.502, Uses and disclosures of protected health information: general rules (minimum necessary). eCFR (Office of the Federal Register / GPO), 2026. https://www.ecfr.gov/current/title-45/section-164.502</w:t>
       </w:r>
     </w:p>
     <w:p>
@@ -1907,7 +1907,7 @@
           <w:sz w:val="18"/>
           <w:szCs w:val="18"/>
         </w:rPr>
-        <w:t xml:space="preserve">15. 21 CFR 50.20, General requirements for informed consent. eCFR (Office of the Federal Register / GPO), 2026. https://www.ecfr.gov/current/title-21/section-50.20</w:t>
+        <w:t xml:space="preserve">15. Recruiting Study Subjects: Guidance for Institutional Review Boards and Clinical Investigators. U.S. Food and Drug Administration, 1998. https://www.fda.gov/regulatory-information/search-fda-guidance-documents/recruiting-study-subjects</w:t>
       </w:r>
     </w:p>
     <w:p>
@@ -1919,7 +1919,7 @@
           <w:sz w:val="18"/>
           <w:szCs w:val="18"/>
         </w:rPr>
-        <w:t xml:space="preserve">16. ICH E6(R3) Guideline for Good Clinical Practice, final version adopted 6 January 2025. International Council for Harmonisation (ICH), 2025. https://database.ich.org/sites/default/files/ICH_E6%28R3%29_Step4_FinalGuideline_2025_0106.pdf</w:t>
+        <w:t xml:space="preserve">16. 21 CFR 50.20, General requirements for informed consent. eCFR (Office of the Federal Register / GPO), 2026. https://www.ecfr.gov/current/title-21/section-50.20</w:t>
       </w:r>
     </w:p>
     <w:p>
@@ -1931,7 +1931,19 @@
           <w:sz w:val="18"/>
           <w:szCs w:val="18"/>
         </w:rPr>
-        <w:t xml:space="preserve">17. H.B. No. 149, Texas Responsible Artificial Intelligence Governance Act (enrolled), Business &amp; Commerce Code Sec. 552.051. Texas Legislature Online, 2025. https://capitol.texas.gov/tlodocs/89R/billtext/html/HB00149F.htm</w:t>
+        <w:t xml:space="preserve">17. ICH E6(R3) Guideline for Good Clinical Practice, final version adopted 6 January 2025. International Council for Harmonisation (ICH), 2025. https://database.ich.org/sites/default/files/ICH_E6%28R3%29_Step4_FinalGuideline_2025_0106.pdf</w:t>
+      </w:r>
+    </w:p>
+    <w:p>
+      <w:pPr>
+        <w:spacing w:after="60"/>
+      </w:pPr>
+      <w:r>
+        <w:rPr>
+          <w:sz w:val="18"/>
+          <w:szCs w:val="18"/>
+        </w:rPr>
+        <w:t xml:space="preserve">18. H.B. No. 149, Texas Responsible Artificial Intelligence Governance Act (enrolled), Business &amp; Commerce Code Sec. 552.051. Texas Legislature Online, 2025. https://capitol.texas.gov/tlodocs/89R/billtext/html/HB00149F.htm</w:t>
       </w:r>
     </w:p>
     <w:p>
@@ -1960,10 +1972,6 @@
 </w:document>
 </file>
 
-<file path=word/comments.xml><?xml version="1.0" encoding="utf-8"?>
-<w:comments xmlns:cx="http://schemas.microsoft.com/office/drawing/2014/chartex" xmlns:cx1="http://schemas.microsoft.com/office/drawing/2015/9/8/chartex" xmlns:cx2="http://schemas.microsoft.com/office/drawing/2015/10/21/chartex" xmlns:cx3="http://schemas.microsoft.com/office/drawing/2016/5/9/chartex" xmlns:cx4="http://schemas.microsoft.com/office/drawing/2016/5/10/chartex" xmlns:cx5="http://schemas.microsoft.com/office/drawing/2016/5/11/chartex" xmlns:cx6="http://schemas.microsoft.com/office/drawing/2016/5/12/chartex" xmlns:cx7="http://schemas.microsoft.com/office/drawing/2016/5/13/chartex" xmlns:cx8="http://schemas.microsoft.com/office/drawing/2016/5/14/chartex" xmlns:mc="http://schemas.openxmlformats.org/markup-compatibility/2006" xmlns:aink="http://schemas.microsoft.com/office/drawing/2016/ink" xmlns:am3d="http://schemas.microsoft.com/office/drawing/2017/model3d" xmlns:o="urn:schemas-microsoft-com:office:office" xmlns:r="http://schemas.openxmlformats.org/officeDocument/2006/relationships" xmlns:m="http://schemas.openxmlformats.org/officeDocument/2006/math" xmlns:v="urn:schemas-microsoft-com:vml" xmlns:wp14="http://schemas.microsoft.com/office/word/2010/wordprocessingDrawing" xmlns:wp="http://schemas.openxmlformats.org/drawingml/2006/wordprocessingDrawing" xmlns:w10="urn:schemas-microsoft-com:office:word" xmlns:w="http://schemas.openxmlformats.org/wordprocessingml/2006/main" xmlns:w14="http://schemas.microsoft.com/office/word/2010/wordml" xmlns:w15="http://schemas.microsoft.com/office/word/2012/wordml" xmlns:w16cex="http://schemas.microsoft.com/office/word/2018/wordml/cex" xmlns:w16cid="http://schemas.microsoft.com/office/word/2016/wordml/cid" xmlns:w16="http://schemas.microsoft.com/office/word/2018/wordml" xmlns:w16sdtdh="http://schemas.microsoft.com/office/word/2020/wordml/sdtdatahash" xmlns:w16se="http://schemas.microsoft.com/office/word/2015/wordml/symex" xmlns:wpg="http://schemas.microsoft.com/office/word/2010/wordprocessingGroup" xmlns:wpi="http://schemas.microsoft.com/office/word/2010/wordprocessingInk" xmlns:wne="http://schemas.microsoft.com/office/word/2006/wordml" xmlns:wps="http://schemas.microsoft.com/office/word/2010/wordprocessingShape"/>
-</file>
-
 <file path=word/endnotes.xml><?xml version="1.0" encoding="utf-8"?>
 <w:endnotes xmlns:wpc="http://schemas.microsoft.com/office/word/2010/wordprocessingCanvas" xmlns:mc="http://schemas.openxmlformats.org/markup-compatibility/2006" xmlns:o="urn:schemas-microsoft-com:office:office" xmlns:r="http://schemas.openxmlformats.org/officeDocument/2006/relationships" xmlns:m="http://schemas.openxmlformats.org/officeDocument/2006/math" xmlns:v="urn:schemas-microsoft-com:vml" xmlns:wp14="http://schemas.microsoft.com/office/word/2010/wordprocessingDrawing" xmlns:wp="http://schemas.openxmlformats.org/drawingml/2006/wordprocessingDrawing" xmlns:w10="urn:schemas-microsoft-com:office:word" xmlns:w="http://schemas.openxmlformats.org/wordprocessingml/2006/main" xmlns:w14="http://schemas.microsoft.com/office/word/2010/wordml" xmlns:w15="http://schemas.microsoft.com/office/word/2012/wordml" xmlns:wpg="http://schemas.microsoft.com/office/word/2010/wordprocessingGroup" xmlns:wpi="http://schemas.microsoft.com/office/word/2010/wordprocessingInk" xmlns:wne="http://schemas.microsoft.com/office/word/2006/wordml" xmlns:wps="http://schemas.microsoft.com/office/word/2010/wordprocessingShape" mc:Ignorable="w14 w15 wp14">
   <w:endnote w:type="separator" w:id="-1">
@@ -2042,7 +2050,7 @@
 <w:numbering xmlns:wpc="http://schemas.microsoft.com/office/word/2010/wordprocessingCanvas" xmlns:mc="http://schemas.openxmlformats.org/markup-compatibility/2006" xmlns:o="urn:schemas-microsoft-com:office:office" xmlns:r="http://schemas.openxmlformats.org/officeDocument/2006/relationships" xmlns:m="http://schemas.openxmlformats.org/officeDocument/2006/math" xmlns:v="urn:schemas-microsoft-com:vml" xmlns:wp14="http://schemas.microsoft.com/office/word/2010/wordprocessingDrawing" xmlns:wp="http://schemas.openxmlformats.org/drawingml/2006/wordprocessingDrawing" xmlns:w10="urn:schemas-microsoft-com:office:word" xmlns:w="http://schemas.openxmlformats.org/wordprocessingml/2006/main" xmlns:w14="http://schemas.microsoft.com/office/word/2010/wordml" xmlns:w15="http://schemas.microsoft.com/office/word/2012/wordml" xmlns:wpg="http://schemas.microsoft.com/office/word/2010/wordprocessingGroup" xmlns:wpi="http://schemas.microsoft.com/office/word/2010/wordprocessingInk" xmlns:wne="http://schemas.microsoft.com/office/word/2006/wordml" xmlns:wps="http://schemas.microsoft.com/office/word/2010/wordprocessingShape" mc:Ignorable="w14 w15 wp14">
   <w:abstractNum w:abstractNumId="1" w15:restartNumberingAfterBreak="0">
     <w:multiLevelType w:val="hybridMultilevel"/>
-    <w:lvl w:ilvl="0" w15:tentative="1">
+    <w:lvl w:ilvl="0" w:tentative="1">
       <w:start w:val="1"/>
       <w:numFmt w:val="bullet"/>
       <w:lvlText w:val="●"/>
@@ -2051,7 +2059,7 @@
         <w:ind w:left="720" w:hanging="360"/>
       </w:pPr>
     </w:lvl>
-    <w:lvl w:ilvl="1" w15:tentative="1">
+    <w:lvl w:ilvl="1" w:tentative="1">
       <w:start w:val="1"/>
       <w:numFmt w:val="bullet"/>
       <w:lvlText w:val="○"/>
@@ -2060,7 +2068,7 @@
         <w:ind w:left="1440" w:hanging="360"/>
       </w:pPr>
     </w:lvl>
-    <w:lvl w:ilvl="2" w15:tentative="1">
+    <w:lvl w:ilvl="2" w:tentative="1">
       <w:start w:val="1"/>
       <w:numFmt w:val="bullet"/>
       <w:lvlText w:val="■"/>
@@ -2069,7 +2077,7 @@
         <w:ind w:left="2160" w:hanging="360"/>
       </w:pPr>
     </w:lvl>
-    <w:lvl w:ilvl="3" w15:tentative="1">
+    <w:lvl w:ilvl="3" w:tentative="1">
       <w:start w:val="1"/>
       <w:numFmt w:val="bullet"/>
       <w:lvlText w:val="●"/>
@@ -2078,7 +2086,7 @@
         <w:ind w:left="2880" w:hanging="360"/>
       </w:pPr>
     </w:lvl>
-    <w:lvl w:ilvl="4" w15:tentative="1">
+    <w:lvl w:ilvl="4" w:tentative="1">
       <w:start w:val="1"/>
       <w:numFmt w:val="bullet"/>
       <w:lvlText w:val="○"/>
@@ -2087,7 +2095,7 @@
         <w:ind w:left="3600" w:hanging="360"/>
       </w:pPr>
     </w:lvl>
-    <w:lvl w:ilvl="5" w15:tentative="1">
+    <w:lvl w:ilvl="5" w:tentative="1">
       <w:start w:val="1"/>
       <w:numFmt w:val="bullet"/>
       <w:lvlText w:val="■"/>
@@ -2096,7 +2104,7 @@
         <w:ind w:left="4320" w:hanging="360"/>
       </w:pPr>
     </w:lvl>
-    <w:lvl w:ilvl="6" w15:tentative="1">
+    <w:lvl w:ilvl="6" w:tentative="1">
       <w:start w:val="1"/>
       <w:numFmt w:val="bullet"/>
       <w:lvlText w:val="●"/>
@@ -2105,7 +2113,7 @@
         <w:ind w:left="5040" w:hanging="360"/>
       </w:pPr>
     </w:lvl>
-    <w:lvl w:ilvl="7" w15:tentative="1">
+    <w:lvl w:ilvl="7" w:tentative="1">
       <w:start w:val="1"/>
       <w:numFmt w:val="bullet"/>
       <w:lvlText w:val="●"/>
@@ -2114,7 +2122,7 @@
         <w:ind w:left="5760" w:hanging="360"/>
       </w:pPr>
     </w:lvl>
-    <w:lvl w:ilvl="8" w15:tentative="1">
+    <w:lvl w:ilvl="8" w:tentative="1">
       <w:start w:val="1"/>
       <w:numFmt w:val="bullet"/>
       <w:lvlText w:val="●"/>
@@ -2145,6 +2153,25 @@
     </w:rPrDefault>
     <w:pPrDefault/>
   </w:docDefaults>
+  <w:style w:type="paragraph" w:styleId="Normal" w:default="1">
+    <w:name w:val="Normal"/>
+    <w:qFormat/>
+  </w:style>
+  <w:style w:type="table" w:styleId="TableNormal" w:default="true">
+    <w:name w:val="Normal Table"/>
+    <w:uiPriority w:val="99"/>
+    <w:semiHidden/>
+    <w:unhideWhenUsed/>
+    <w:tblPr>
+      <w:tblInd w:type="dxa" w:w="0"/>
+      <w:tblCellMar>
+        <w:top w:type="dxa" w:w="0"/>
+        <w:left w:type="dxa" w:w="108"/>
+        <w:bottom w:type="dxa" w:w="0"/>
+        <w:right w:type="dxa" w:w="108"/>
+      </w:tblCellMar>
+    </w:tblPr>
+  </w:style>
   <w:style w:type="paragraph" w:styleId="Title">
     <w:name w:val="Title"/>
     <w:basedOn w:val="Normal"/>
@@ -2231,6 +2258,139 @@
     <w:name w:val="List Paragraph"/>
     <w:basedOn w:val="Normal"/>
     <w:qFormat/>
+  </w:style>
+  <w:style w:type="paragraph" w:styleId="Caption">
+    <w:name w:val="caption"/>
+    <w:basedOn w:val="Normal"/>
+    <w:next w:val="Normal"/>
+    <w:uiPriority w:val="35"/>
+    <w:semiHidden/>
+    <w:unhideWhenUsed/>
+    <w:qFormat/>
+    <w:pPr>
+      <w:spacing w:after="200"/>
+    </w:pPr>
+    <w:rPr>
+      <w:i/>
+      <w:iCs/>
+      <w:color w:val="44546A" w:themeColor="dark2"/>
+      <w:sz w:val="18"/>
+      <w:szCs w:val="18"/>
+    </w:rPr>
+  </w:style>
+  <w:style w:type="paragraph" w:styleId="Bibliography">
+    <w:name w:val="Bibliography"/>
+    <w:basedOn w:val="Normal"/>
+    <w:next w:val="Normal"/>
+    <w:uiPriority w:val="37"/>
+    <w:unhideWhenUsed/>
+  </w:style>
+  <w:style w:type="paragraph" w:styleId="TOC1">
+    <w:name w:val="toc 1"/>
+    <w:basedOn w:val="Normal"/>
+    <w:next w:val="Normal"/>
+    <w:uiPriority w:val="39"/>
+    <w:semiHidden/>
+    <w:unhideWhenUsed/>
+    <w:pPr>
+      <w:spacing w:after="100"/>
+    </w:pPr>
+  </w:style>
+  <w:style w:type="paragraph" w:styleId="TOC2">
+    <w:name w:val="toc 2"/>
+    <w:basedOn w:val="Normal"/>
+    <w:next w:val="Normal"/>
+    <w:uiPriority w:val="39"/>
+    <w:semiHidden/>
+    <w:unhideWhenUsed/>
+    <w:pPr>
+      <w:spacing w:after="100"/>
+      <w:ind w:left="220"/>
+    </w:pPr>
+  </w:style>
+  <w:style w:type="paragraph" w:styleId="TOC3">
+    <w:name w:val="toc 3"/>
+    <w:basedOn w:val="Normal"/>
+    <w:next w:val="Normal"/>
+    <w:uiPriority w:val="39"/>
+    <w:semiHidden/>
+    <w:unhideWhenUsed/>
+    <w:pPr>
+      <w:spacing w:after="100"/>
+      <w:ind w:left="440"/>
+    </w:pPr>
+  </w:style>
+  <w:style w:type="paragraph" w:styleId="TOC4">
+    <w:name w:val="toc 4"/>
+    <w:basedOn w:val="Normal"/>
+    <w:next w:val="Normal"/>
+    <w:uiPriority w:val="39"/>
+    <w:semiHidden/>
+    <w:unhideWhenUsed/>
+    <w:pPr>
+      <w:spacing w:after="100"/>
+      <w:ind w:left="660"/>
+    </w:pPr>
+  </w:style>
+  <w:style w:type="paragraph" w:styleId="TOC5">
+    <w:name w:val="toc 5"/>
+    <w:basedOn w:val="Normal"/>
+    <w:next w:val="Normal"/>
+    <w:uiPriority w:val="39"/>
+    <w:semiHidden/>
+    <w:unhideWhenUsed/>
+    <w:pPr>
+      <w:spacing w:after="100"/>
+      <w:ind w:left="880"/>
+    </w:pPr>
+  </w:style>
+  <w:style w:type="paragraph" w:styleId="TOC6">
+    <w:name w:val="toc 6"/>
+    <w:basedOn w:val="Normal"/>
+    <w:next w:val="Normal"/>
+    <w:uiPriority w:val="39"/>
+    <w:semiHidden/>
+    <w:unhideWhenUsed/>
+    <w:pPr>
+      <w:spacing w:after="100"/>
+      <w:ind w:left="1100"/>
+    </w:pPr>
+  </w:style>
+  <w:style w:type="paragraph" w:styleId="TOC7">
+    <w:name w:val="toc 7"/>
+    <w:basedOn w:val="Normal"/>
+    <w:next w:val="Normal"/>
+    <w:uiPriority w:val="39"/>
+    <w:semiHidden/>
+    <w:unhideWhenUsed/>
+    <w:pPr>
+      <w:spacing w:after="100"/>
+      <w:ind w:left="1320"/>
+    </w:pPr>
+  </w:style>
+  <w:style w:type="paragraph" w:styleId="TOC8">
+    <w:name w:val="toc 8"/>
+    <w:basedOn w:val="Normal"/>
+    <w:next w:val="Normal"/>
+    <w:uiPriority w:val="39"/>
+    <w:semiHidden/>
+    <w:unhideWhenUsed/>
+    <w:pPr>
+      <w:spacing w:after="100"/>
+      <w:ind w:left="1540"/>
+    </w:pPr>
+  </w:style>
+  <w:style w:type="paragraph" w:styleId="TOC9">
+    <w:name w:val="toc 9"/>
+    <w:basedOn w:val="Normal"/>
+    <w:next w:val="Normal"/>
+    <w:uiPriority w:val="39"/>
+    <w:semiHidden/>
+    <w:unhideWhenUsed/>
+    <w:pPr>
+      <w:spacing w:after="100"/>
+      <w:ind w:left="1760"/>
+    </w:pPr>
   </w:style>
   <w:style w:type="character" w:styleId="Hyperlink">
     <w:name w:val="Hyperlink"/>
@@ -2316,5 +2476,302 @@
       <w:szCs w:val="20"/>
     </w:rPr>
   </w:style>
+  <w:style w:type="character" w:styleId="LineNumber">
+    <w:name w:val="line number"/>
+    <w:basedOn w:val="DefaultParagraphFont"/>
+    <w:uiPriority w:val="99"/>
+    <w:semiHidden/>
+    <w:unhideWhenUsed/>
+  </w:style>
 </w:styles>
+</file>
+
+<file path=word/theme/theme1.xml><?xml version="1.0" encoding="utf-8"?>
+<a:theme xmlns:a="http://schemas.openxmlformats.org/drawingml/2006/main" name="Office Theme">
+  <a:themeElements>
+    <a:clrScheme name="Office">
+      <a:dk1>
+        <a:sysClr val="windowText" lastClr="000000"/>
+      </a:dk1>
+      <a:lt1>
+        <a:sysClr val="window" lastClr="FFFFFF"/>
+      </a:lt1>
+      <a:dk2>
+        <a:srgbClr val="44546A"/>
+      </a:dk2>
+      <a:lt2>
+        <a:srgbClr val="E7E6E6"/>
+      </a:lt2>
+      <a:accent1>
+        <a:srgbClr val="4472C4"/>
+      </a:accent1>
+      <a:accent2>
+        <a:srgbClr val="ED7D31"/>
+      </a:accent2>
+      <a:accent3>
+        <a:srgbClr val="A5A5A5"/>
+      </a:accent3>
+      <a:accent4>
+        <a:srgbClr val="FFC000"/>
+      </a:accent4>
+      <a:accent5>
+        <a:srgbClr val="5B9BD5"/>
+      </a:accent5>
+      <a:accent6>
+        <a:srgbClr val="70AD47"/>
+      </a:accent6>
+      <a:hlink>
+        <a:srgbClr val="0563C1"/>
+      </a:hlink>
+      <a:folHlink>
+        <a:srgbClr val="954F72"/>
+      </a:folHlink>
+    </a:clrScheme>
+    <a:fontScheme name="Office">
+      <a:majorFont>
+        <a:latin typeface="Calibri Light" panose="020F0302020204030204"/>
+        <a:ea typeface=""/>
+        <a:cs typeface=""/>
+        <a:font script="Jpan" typeface="游ゴシック Light"/>
+        <a:font script="Hang" typeface="맑은 고딕"/>
+        <a:font script="Hans" typeface="等线 Light"/>
+        <a:font script="Hant" typeface="新細明體"/>
+        <a:font script="Arab" typeface="Times New Roman"/>
+        <a:font script="Hebr" typeface="Times New Roman"/>
+        <a:font script="Thai" typeface="Angsana New"/>
+        <a:font script="Ethi" typeface="Nyala"/>
+        <a:font script="Beng" typeface="Vrinda"/>
+        <a:font script="Gujr" typeface="Shruti"/>
+        <a:font script="Khmr" typeface="MoolBoran"/>
+        <a:font script="Knda" typeface="Tunga"/>
+        <a:font script="Guru" typeface="Raavi"/>
+        <a:font script="Cans" typeface="Euphemia"/>
+        <a:font script="Cher" typeface="Plantagenet Cherokee"/>
+        <a:font script="Yiii" typeface="Microsoft Yi Baiti"/>
+        <a:font script="Tibt" typeface="Microsoft Himalaya"/>
+        <a:font script="Thaa" typeface="MV Boli"/>
+        <a:font script="Deva" typeface="Mangal"/>
+        <a:font script="Telu" typeface="Gautami"/>
+        <a:font script="Taml" typeface="Latha"/>
+        <a:font script="Syrc" typeface="Estrangelo Edessa"/>
+        <a:font script="Orya" typeface="Kalinga"/>
+        <a:font script="Mlym" typeface="Kartika"/>
+        <a:font script="Laoo" typeface="DokChampa"/>
+        <a:font script="Sinh" typeface="Iskoola Pota"/>
+        <a:font script="Mong" typeface="Mongolian Baiti"/>
+        <a:font script="Viet" typeface="Times New Roman"/>
+        <a:font script="Uigh" typeface="Microsoft Uighur"/>
+        <a:font script="Geor" typeface="Sylfaen"/>
+        <a:font script="Armn" typeface="Arial"/>
+        <a:font script="Bugi" typeface="Leelawadee UI"/>
+        <a:font script="Bopo" typeface="Microsoft JhengHei"/>
+        <a:font script="Java" typeface="Javanese Text"/>
+        <a:font script="Lisu" typeface="Segoe UI"/>
+        <a:font script="Mymr" typeface="Myanmar Text"/>
+        <a:font script="Nkoo" typeface="Ebrima"/>
+        <a:font script="Olck" typeface="Nirmala UI"/>
+        <a:font script="Osma" typeface="Ebrima"/>
+        <a:font script="Phag" typeface="Phagspa"/>
+        <a:font script="Syrn" typeface="Estrangelo Edessa"/>
+        <a:font script="Syrj" typeface="Estrangelo Edessa"/>
+        <a:font script="Syre" typeface="Estrangelo Edessa"/>
+        <a:font script="Sora" typeface="Nirmala UI"/>
+        <a:font script="Tale" typeface="Microsoft Tai Le"/>
+        <a:font script="Talu" typeface="Microsoft New Tai Lue"/>
+        <a:font script="Tfng" typeface="Ebrima"/>
+      </a:majorFont>
+      <a:minorFont>
+        <a:latin typeface="Calibri" panose="020F0502020204030204"/>
+        <a:ea typeface=""/>
+        <a:cs typeface=""/>
+        <a:font script="Jpan" typeface="游明朝"/>
+        <a:font script="Hang" typeface="맑은 고딕"/>
+        <a:font script="Hans" typeface="等线"/>
+        <a:font script="Hant" typeface="新細明體"/>
+        <a:font script="Arab" typeface="Arial"/>
+        <a:font script="Hebr" typeface="Arial"/>
+        <a:font script="Thai" typeface="Cordia New"/>
+        <a:font script="Ethi" typeface="Nyala"/>
+        <a:font script="Beng" typeface="Vrinda"/>
+        <a:font script="Gujr" typeface="Shruti"/>
+        <a:font script="Khmr" typeface="DaunPenh"/>
+        <a:font script="Knda" typeface="Tunga"/>
+        <a:font script="Guru" typeface="Raavi"/>
+        <a:font script="Cans" typeface="Euphemia"/>
+        <a:font script="Cher" typeface="Plantagenet Cherokee"/>
+        <a:font script="Yiii" typeface="Microsoft Yi Baiti"/>
+        <a:font script="Tibt" typeface="Microsoft Himalaya"/>
+        <a:font script="Thaa" typeface="MV Boli"/>
+        <a:font script="Deva" typeface="Mangal"/>
+        <a:font script="Telu" typeface="Gautami"/>
+        <a:font script="Taml" typeface="Latha"/>
+        <a:font script="Syrc" typeface="Estrangelo Edessa"/>
+        <a:font script="Orya" typeface="Kalinga"/>
+        <a:font script="Mlym" typeface="Kartika"/>
+        <a:font script="Laoo" typeface="DokChampa"/>
+        <a:font script="Sinh" typeface="Iskoola Pota"/>
+        <a:font script="Mong" typeface="Mongolian Baiti"/>
+        <a:font script="Viet" typeface="Arial"/>
+        <a:font script="Uigh" typeface="Microsoft Uighur"/>
+        <a:font script="Geor" typeface="Sylfaen"/>
+        <a:font script="Armn" typeface="Arial"/>
+        <a:font script="Bugi" typeface="Leelawadee UI"/>
+        <a:font script="Bopo" typeface="Microsoft JhengHei"/>
+        <a:font script="Java" typeface="Javanese Text"/>
+        <a:font script="Lisu" typeface="Segoe UI"/>
+        <a:font script="Mymr" typeface="Myanmar Text"/>
+        <a:font script="Nkoo" typeface="Ebrima"/>
+        <a:font script="Olck" typeface="Nirmala UI"/>
+        <a:font script="Osma" typeface="Ebrima"/>
+        <a:font script="Phag" typeface="Phagspa"/>
+        <a:font script="Syrn" typeface="Estrangelo Edessa"/>
+        <a:font script="Syrj" typeface="Estrangelo Edessa"/>
+        <a:font script="Syre" typeface="Estrangelo Edessa"/>
+        <a:font script="Sora" typeface="Nirmala UI"/>
+        <a:font script="Tale" typeface="Microsoft Tai Le"/>
+        <a:font script="Talu" typeface="Microsoft New Tai Lue"/>
+        <a:font script="Tfng" typeface="Ebrima"/>
+      </a:minorFont>
+    </a:fontScheme>
+    <a:fmtScheme name="Office">
+      <a:fillStyleLst>
+        <a:solidFill>
+          <a:schemeClr val="phClr"/>
+        </a:solidFill>
+        <a:gradFill rotWithShape="true">
+          <a:gsLst>
+            <a:gs pos="0">
+              <a:schemeClr val="phClr">
+                <a:lumMod val="110000"/>
+                <a:satMod val="105000"/>
+                <a:tint val="67000"/>
+              </a:schemeClr>
+            </a:gs>
+            <a:gs pos="50000">
+              <a:schemeClr val="phClr">
+                <a:lumMod val="105000"/>
+                <a:satMod val="103000"/>
+                <a:tint val="73000"/>
+              </a:schemeClr>
+            </a:gs>
+            <a:gs pos="100000">
+              <a:schemeClr val="phClr">
+                <a:lumMod val="105000"/>
+                <a:satMod val="109000"/>
+                <a:tint val="81000"/>
+              </a:schemeClr>
+            </a:gs>
+          </a:gsLst>
+          <a:lin ang="5400000" scaled="false"/>
+        </a:gradFill>
+        <a:gradFill rotWithShape="true">
+          <a:gsLst>
+            <a:gs pos="0">
+              <a:schemeClr val="phClr">
+                <a:satMod val="103000"/>
+                <a:lumMod val="102000"/>
+                <a:tint val="94000"/>
+              </a:schemeClr>
+            </a:gs>
+            <a:gs pos="50000">
+              <a:schemeClr val="phClr">
+                <a:satMod val="110000"/>
+                <a:lumMod val="100000"/>
+                <a:shade val="100000"/>
+              </a:schemeClr>
+            </a:gs>
+            <a:gs pos="100000">
+              <a:schemeClr val="phClr">
+                <a:lumMod val="99000"/>
+                <a:satMod val="120000"/>
+                <a:shade val="78000"/>
+              </a:schemeClr>
+            </a:gs>
+          </a:gsLst>
+          <a:lin ang="5400000" scaled="false"/>
+        </a:gradFill>
+      </a:fillStyleLst>
+      <a:lnStyleLst>
+        <a:ln w="6350" cap="flat" cmpd="sng" algn="ctr">
+          <a:solidFill>
+            <a:schemeClr val="phClr"/>
+          </a:solidFill>
+          <a:prstDash val="solid"/>
+          <a:miter lim="800000"/>
+        </a:ln>
+        <a:ln w="12700" cap="flat" cmpd="sng" algn="ctr">
+          <a:solidFill>
+            <a:schemeClr val="phClr"/>
+          </a:solidFill>
+          <a:prstDash val="solid"/>
+          <a:miter lim="800000"/>
+        </a:ln>
+        <a:ln w="19050" cap="flat" cmpd="sng" algn="ctr">
+          <a:solidFill>
+            <a:schemeClr val="phClr"/>
+          </a:solidFill>
+          <a:prstDash val="solid"/>
+          <a:miter lim="800000"/>
+        </a:ln>
+      </a:lnStyleLst>
+      <a:effectStyleLst>
+        <a:effectStyle>
+          <a:effectLst/>
+        </a:effectStyle>
+        <a:effectStyle>
+          <a:effectLst/>
+        </a:effectStyle>
+        <a:effectStyle>
+          <a:effectLst>
+            <a:outerShdw blurRad="57150" dist="19050" dir="5400000" algn="ctr" rotWithShape="false">
+              <a:srgbClr val="000000">
+                <a:alpha val="63000"/>
+              </a:srgbClr>
+            </a:outerShdw>
+          </a:effectLst>
+        </a:effectStyle>
+      </a:effectStyleLst>
+      <a:bgFillStyleLst>
+        <a:solidFill>
+          <a:schemeClr val="phClr"/>
+        </a:solidFill>
+        <a:solidFill>
+          <a:schemeClr val="phClr">
+            <a:tint val="95000"/>
+            <a:satMod val="170000"/>
+          </a:schemeClr>
+        </a:solidFill>
+        <a:gradFill rotWithShape="true">
+          <a:gsLst>
+            <a:gs pos="0">
+              <a:schemeClr val="phClr">
+                <a:tint val="93000"/>
+                <a:satMod val="150000"/>
+                <a:shade val="98000"/>
+                <a:lumMod val="102000"/>
+              </a:schemeClr>
+            </a:gs>
+            <a:gs pos="50000">
+              <a:schemeClr val="phClr">
+                <a:tint val="98000"/>
+                <a:satMod val="130000"/>
+                <a:shade val="90000"/>
+                <a:lumMod val="103000"/>
+              </a:schemeClr>
+            </a:gs>
+            <a:gs pos="100000">
+              <a:schemeClr val="phClr">
+                <a:shade val="63000"/>
+                <a:satMod val="120000"/>
+              </a:schemeClr>
+            </a:gs>
+          </a:gsLst>
+          <a:lin ang="5400000" scaled="false"/>
+        </a:gradFill>
+      </a:bgFillStyleLst>
+    </a:fmtScheme>
+  </a:themeElements>
+  <a:objectDefaults/>
+  <a:extraClrSchemeLst/>
+</a:theme>
 </file>